--- a/app/public/templates/ISO9001-audit-report.docx
+++ b/app/public/templates/ISO9001-audit-report.docx
@@ -166,7 +166,7 @@
                 <w:rStyle w:val="Collegamentoipertestuale"/>
                 <w:noProof/>
               </w:rPr>
-              <w:t>2 - OBIETTIVO DELL'AUDIT</w:t>
+              <w:t>2 – OBIETTIVO DELL'AUDIT</w:t>
             </w:r>
             <w:r>
               <w:rPr>
@@ -213,6 +213,7 @@
         </w:p>
         <w:p>
           <w:pPr>
+            <w:pStyle w:val="Titolo1"/>
             <w:pStyle w:val="Sommario1"/>
             <w:tabs>
               <w:tab w:val="right" w:leader="dot" w:pos="9016"/>
@@ -227,7 +228,7 @@
                 <w:rStyle w:val="Collegamentoipertestuale"/>
                 <w:noProof/>
               </w:rPr>
-              <w:t>11 - ESITO DELL'AUDIT</w:t>
+              <w:t>11 – ESITO DELL'AUDIT</w:t>
             </w:r>
             <w:r>
               <w:rPr>
@@ -967,7 +968,7 @@
         <w:spacing w:before="0" w:after="300"/>
       </w:pPr>
       <w:r>
-        <w:t>2 - OBIETTIVO DELL'AUDIT</w:t>
+        <w:t>2 – OBIETTIVO DELL'AUDIT</w:t>
       </w:r>
       <w:bookmarkEnd w:id="2"/>
     </w:p>
@@ -1183,39 +1184,13 @@
     </w:p>
     <w:p>
       <w:pPr>
+        <w:pStyle w:val="Titolo1"/>
         <w:spacing w:after="0"/>
       </w:pPr>
       <w:r>
-        <w:t>11 - ESITO DELL'AUDIT</w:t>
+        <w:t>11 – ESITO DELL'AUDIT</w:t>
       </w:r>
       <w:bookmarkEnd w:id="3"/>
-    </w:p>
-    <w:p>
-      <w:pPr>
-        <w:pStyle w:val="Titolo2"/>
-        <w:spacing w:before="200"/>
-      </w:pPr>
-      <w:bookmarkStart w:id="4" w:name="_Toc224759900"/>
-      <w:r>
-        <w:t>Conclusioni</w:t>
-      </w:r>
-      <w:bookmarkEnd w:id="4"/>
-    </w:p>
-    <w:p>
-      <w:pPr>
-        <w:spacing w:after="300"/>
-      </w:pPr>
-      <w:r>
-        <w:t>{</w:t>
-      </w:r>
-      <w:proofErr w:type="spellStart"/>
-      <w:r>
-        <w:t>conclusions</w:t>
-      </w:r>
-      <w:proofErr w:type="spellEnd"/>
-      <w:r>
-        <w:t>}</w:t>
-      </w:r>
     </w:p>
     <w:p>
       <w:pPr>
@@ -1735,6 +1710,33 @@
       <w:proofErr w:type="spellStart"/>
       <w:r>
         <w:t>summaryText</w:t>
+      </w:r>
+      <w:proofErr w:type="spellEnd"/>
+      <w:r>
+        <w:t>}</w:t>
+      </w:r>
+    </w:p>
+    <w:p>
+      <w:pPr>
+        <w:pStyle w:val="Titolo2"/>
+        <w:spacing w:before="200"/>
+      </w:pPr>
+      <w:bookmarkStart w:id="4" w:name="_Toc224759900"/>
+      <w:r>
+        <w:t>Conclusioni</w:t>
+      </w:r>
+      <w:bookmarkEnd w:id="4"/>
+    </w:p>
+    <w:p>
+      <w:pPr>
+        <w:spacing w:after="300"/>
+      </w:pPr>
+      <w:r>
+        <w:t>{</w:t>
+      </w:r>
+      <w:proofErr w:type="spellStart"/>
+      <w:r>
+        <w:t>conclusions</w:t>
       </w:r>
       <w:proofErr w:type="spellEnd"/>
       <w:r>

--- a/app/public/templates/ISO9001-audit-report.docx
+++ b/app/public/templates/ISO9001-audit-report.docx
@@ -1278,15 +1278,7 @@
                 <w:b/>
                 <w:bCs/>
               </w:rPr>
-              <w:t>ConformitÃ</w:t>
-            </w:r>
-            <w:proofErr w:type="spellEnd"/>
-            <w:r>
-              <w:rPr>
-                <w:b/>
-                <w:bCs/>
-              </w:rPr>
-              <w:t>  (</w:t>
+              <w:t>Conformità (</w:t>
             </w:r>
             <w:proofErr w:type="gramEnd"/>
             <w:r>
@@ -1430,15 +1422,7 @@
                 <w:b/>
                 <w:bCs/>
               </w:rPr>
-              <w:t>OpportunitÃ</w:t>
-            </w:r>
-            <w:proofErr w:type="spellEnd"/>
-            <w:r>
-              <w:rPr>
-                <w:b/>
-                <w:bCs/>
-              </w:rPr>
-              <w:t>  di</w:t>
+              <w:t>Opportunità di</w:t>
             </w:r>
             <w:proofErr w:type="gramEnd"/>
             <w:r>
